--- a/docs/PROJECT-REPORT.docx
+++ b/docs/PROJECT-REPORT.docx
@@ -4983,7 +4983,13 @@
         <w:t xml:space="preserve"> </w:t>
       </w:r>
       <w:r>
-        <w:t xml:space="preserve">is licence-gated on Kaggle. A run is in progress now.</w:t>
+        <w:t xml:space="preserve">is licence-gated on Kaggle, which blocked it at draft time. Now measured: the</w:t>
+      </w:r>
+      <w:r>
+        <w:t xml:space="preserve"> </w:t>
+      </w:r>
+      <w:r>
+        <w:t xml:space="preserve">third generator, at 68.4% GSM8K.</w:t>
       </w:r>
     </w:p>
     <w:bookmarkEnd w:id="29"/>
@@ -5818,6 +5824,26 @@
         <w:t xml:space="preserve">Monte-Carlo procedure, K = 4, 8,292 rollouts, 7h40m on two T4s.</w:t>
       </w:r>
     </w:p>
+    <w:p>
+      <w:pPr>
+        <w:pStyle w:val="BodyText"/>
+      </w:pPr>
+      <w:r>
+        <w:t xml:space="preserve">A third generator, Llama 3.1 8B Instruct, was added later on identical settings</w:t>
+      </w:r>
+      <w:r>
+        <w:t xml:space="preserve"> </w:t>
+      </w:r>
+      <w:r>
+        <w:t xml:space="preserve">(500 problems, K = 4, temperature 0.7, 4-shot; 5,752 rollouts, 6h11m on two</w:t>
+      </w:r>
+      <w:r>
+        <w:t xml:space="preserve"> </w:t>
+      </w:r>
+      <w:r>
+        <w:t xml:space="preserve">T4s):</w:t>
+      </w:r>
+    </w:p>
     <w:tbl>
       <w:tblPr>
         <w:tblStyle w:val="Table"/>
@@ -5825,9 +5851,10 @@
         <w:tblLook w:firstRow="1" w:lastRow="0" w:firstColumn="0" w:lastColumn="0" w:noHBand="0" w:noVBand="0" w:val="0020"/>
       </w:tblPr>
       <w:tblGrid>
-        <w:gridCol w:w="2640"/>
-        <w:gridCol w:w="2640"/>
-        <w:gridCol w:w="2640"/>
+        <w:gridCol w:w="1980"/>
+        <w:gridCol w:w="1980"/>
+        <w:gridCol w:w="1980"/>
+        <w:gridCol w:w="1980"/>
       </w:tblGrid>
       <w:tr>
         <w:trPr>
@@ -5859,6 +5886,17 @@
               <w:pStyle w:val="Compact"/>
             </w:pPr>
             <w:r>
+              <w:t xml:space="preserve">Llama 3.1 8B</w:t>
+            </w:r>
+          </w:p>
+        </w:tc>
+        <w:tc>
+          <w:tcPr/>
+          <w:p>
+            <w:pPr>
+              <w:pStyle w:val="Compact"/>
+            </w:pPr>
+            <w:r>
               <w:t xml:space="preserve">Qwen2.5-7B-Instruct</w:t>
             </w:r>
           </w:p>
@@ -5884,6 +5922,27 @@
             </w:pPr>
             <w:r>
               <w:t xml:space="preserve">~45% (reported)</w:t>
+            </w:r>
+          </w:p>
+        </w:tc>
+        <w:tc>
+          <w:tcPr/>
+          <w:p>
+            <w:pPr>
+              <w:pStyle w:val="Compact"/>
+            </w:pPr>
+            <w:r>
+              <w:rPr>
+                <w:b/>
+                <w:bCs/>
+              </w:rPr>
+              <w:t xml:space="preserve">68.4%</w:t>
+            </w:r>
+            <w:r>
+              <w:t xml:space="preserve"> </w:t>
+            </w:r>
+            <w:r>
+              <w:t xml:space="preserve">(measured)</w:t>
             </w:r>
           </w:p>
         </w:tc>
@@ -5939,6 +5998,17 @@
               <w:pStyle w:val="Compact"/>
             </w:pPr>
             <w:r>
+              <w:t xml:space="preserve">0.1034</w:t>
+            </w:r>
+          </w:p>
+        </w:tc>
+        <w:tc>
+          <w:tcPr/>
+          <w:p>
+            <w:pPr>
+              <w:pStyle w:val="Compact"/>
+            </w:pPr>
+            <w:r>
               <w:rPr>
                 <w:b/>
                 <w:bCs/>
@@ -5978,6 +6048,17 @@
               <w:pStyle w:val="Compact"/>
             </w:pPr>
             <w:r>
+              <w:t xml:space="preserve">0.7442</w:t>
+            </w:r>
+          </w:p>
+        </w:tc>
+        <w:tc>
+          <w:tcPr/>
+          <w:p>
+            <w:pPr>
+              <w:pStyle w:val="Compact"/>
+            </w:pPr>
+            <w:r>
               <w:t xml:space="preserve">0.5772</w:t>
             </w:r>
           </w:p>
@@ -6025,6 +6106,21 @@
                 <w:b/>
                 <w:bCs/>
               </w:rPr>
+              <w:t xml:space="preserve">0.8738</w:t>
+            </w:r>
+          </w:p>
+        </w:tc>
+        <w:tc>
+          <w:tcPr/>
+          <w:p>
+            <w:pPr>
+              <w:pStyle w:val="Compact"/>
+            </w:pPr>
+            <w:r>
+              <w:rPr>
+                <w:b/>
+                <w:bCs/>
+              </w:rPr>
               <w:t xml:space="preserve">0.9040</w:t>
             </w:r>
           </w:p>
@@ -6060,6 +6156,17 @@
               <w:pStyle w:val="Compact"/>
             </w:pPr>
             <w:r>
+              <w:t xml:space="preserve">309</w:t>
+            </w:r>
+          </w:p>
+        </w:tc>
+        <w:tc>
+          <w:tcPr/>
+          <w:p>
+            <w:pPr>
+              <w:pStyle w:val="Compact"/>
+            </w:pPr>
+            <w:r>
               <w:t xml:space="preserve">125</w:t>
             </w:r>
           </w:p>
@@ -6095,6 +6202,17 @@
               <w:pStyle w:val="Compact"/>
             </w:pPr>
             <w:r>
+              <w:t xml:space="preserve">[0.832, 0.906]</w:t>
+            </w:r>
+          </w:p>
+        </w:tc>
+        <w:tc>
+          <w:tcPr/>
+          <w:p>
+            <w:pPr>
+              <w:pStyle w:val="Compact"/>
+            </w:pPr>
+            <w:r>
               <w:t xml:space="preserve">[0.840, 0.944]</w:t>
             </w:r>
           </w:p>
@@ -6106,49 +6224,53 @@
         <w:pStyle w:val="BodyText"/>
       </w:pPr>
       <w:r>
-        <w:t xml:space="preserve">The intervals don’t overlap.</w:t>
-      </w:r>
-      <w:r>
-        <w:t xml:space="preserve"> </w:t>
-      </w:r>
-      <w:r>
-        <w:rPr>
-          <w:b/>
-          <w:bCs/>
-        </w:rPr>
-        <w:t xml:space="preserve">The gap widens.</w:t>
-      </w:r>
-      <w:r>
-        <w:t xml:space="preserve"> </w:t>
-      </w:r>
-      <w:r>
-        <w:t xml:space="preserve">The mechanism is simple once</w:t>
-      </w:r>
-      <w:r>
-        <w:t xml:space="preserve"> </w:t>
-      </w:r>
-      <w:r>
-        <w:t xml:space="preserve">stated: the stronger model halves its arithmetic slips (0.171 → 0.081) without</w:t>
-      </w:r>
-      <w:r>
-        <w:t xml:space="preserve"> </w:t>
-      </w:r>
-      <w:r>
-        <w:t xml:space="preserve">halving its inherited corruption, so a larger share of what remains is the kind</w:t>
-      </w:r>
-      <w:r>
-        <w:t xml:space="preserve"> </w:t>
-      </w:r>
-      <w:r>
-        <w:t xml:space="preserve">no calculator can see.</w:t>
-      </w:r>
-    </w:p>
-    <w:p>
-      <w:pPr>
-        <w:pStyle w:val="BlockText"/>
-      </w:pPr>
-      <w:r>
-        <w:t xml:space="preserve">A deterministic verifier becomes</w:t>
+        <w:rPr>
+          <w:b/>
+          <w:bCs/>
+        </w:rPr>
+        <w:t xml:space="preserve">The gap widens, and it does so monotonically.</w:t>
+      </w:r>
+      <w:r>
+        <w:t xml:space="preserve"> </w:t>
+      </w:r>
+      <w:r>
+        <w:t xml:space="preserve">Mistral’s interval is</w:t>
+      </w:r>
+      <w:r>
+        <w:t xml:space="preserve"> </w:t>
+      </w:r>
+      <w:r>
+        <w:t xml:space="preserve">disjoint from both others. Llama landed between the two — a point predicted</w:t>
+      </w:r>
+      <w:r>
+        <w:t xml:space="preserve"> </w:t>
+      </w:r>
+      <w:r>
+        <w:t xml:space="preserve">before it was run, not fitted after. The mechanism is simple once stated: the</w:t>
+      </w:r>
+      <w:r>
+        <w:t xml:space="preserve"> </w:t>
+      </w:r>
+      <w:r>
+        <w:t xml:space="preserve">stronger model halves its arithmetic slips without halving its inherited</w:t>
+      </w:r>
+      <w:r>
+        <w:t xml:space="preserve"> </w:t>
+      </w:r>
+      <w:r>
+        <w:t xml:space="preserve">corruption, so a larger share of what remains is the kind no calculator can</w:t>
+      </w:r>
+      <w:r>
+        <w:t xml:space="preserve"> </w:t>
+      </w:r>
+      <w:r>
+        <w:t xml:space="preserve">see. Local error confirms it, falling 0.1708 → 0.1034 → 0.0813 on the same</w:t>
+      </w:r>
+      <w:r>
+        <w:t xml:space="preserve"> </w:t>
+      </w:r>
+      <w:r>
+        <w:t xml:space="preserve">ordering, while global error does</w:t>
       </w:r>
       <w:r>
         <w:t xml:space="preserve"> </w:t>
@@ -6158,6 +6280,42 @@
           <w:i/>
           <w:iCs/>
         </w:rPr>
+        <w:t xml:space="preserve">not</w:t>
+      </w:r>
+      <w:r>
+        <w:t xml:space="preserve"> </w:t>
+      </w:r>
+      <w:r>
+        <w:t xml:space="preserve">order monotonically (0.7106, 0.7442,</w:t>
+      </w:r>
+      <w:r>
+        <w:t xml:space="preserve"> </w:t>
+      </w:r>
+      <w:r>
+        <w:t xml:space="preserve">0.5772). C1 rises because the denominator of arithmetic slips shrinks, not</w:t>
+      </w:r>
+      <w:r>
+        <w:t xml:space="preserve"> </w:t>
+      </w:r>
+      <w:r>
+        <w:t xml:space="preserve">because the numerator grows.</w:t>
+      </w:r>
+    </w:p>
+    <w:p>
+      <w:pPr>
+        <w:pStyle w:val="BlockText"/>
+      </w:pPr>
+      <w:r>
+        <w:t xml:space="preserve">A deterministic verifier becomes</w:t>
+      </w:r>
+      <w:r>
+        <w:t xml:space="preserve"> </w:t>
+      </w:r>
+      <w:r>
+        <w:rPr>
+          <w:i/>
+          <w:iCs/>
+        </w:rPr>
         <w:t xml:space="preserve">less</w:t>
       </w:r>
       <w:r>
@@ -6190,55 +6348,344 @@
           <w:b/>
           <w:bCs/>
         </w:rPr>
-        <w:t xml:space="preserve">What doesn’t transfer.</w:t>
-      </w:r>
-      <w:r>
-        <w:t xml:space="preserve"> </w:t>
-      </w:r>
-      <w:r>
-        <w:t xml:space="preserve">Two quantities turned out to be generator</w:t>
-      </w:r>
-      <w:r>
-        <w:t xml:space="preserve"> </w:t>
-      </w:r>
-      <w:r>
-        <w:t xml:space="preserve">properties stated as task properties, and are now labelled per-generator. Base</w:t>
-      </w:r>
-      <w:r>
-        <w:t xml:space="preserve"> </w:t>
-      </w:r>
-      <w:r>
-        <w:t xml:space="preserve">risk μ falls 0.3908 → 0.1221, which removes the α = 0.20 feasibility floor</w:t>
-      </w:r>
-      <w:r>
-        <w:t xml:space="preserve"> </w:t>
-      </w:r>
-      <w:r>
-        <w:t xml:space="preserve">entirely. Corruption persistence falls 95.9% → 66.4%, and recoveries go from</w:t>
-      </w:r>
-      <w:r>
-        <w:t xml:space="preserve"> </w:t>
-      </w:r>
-      <w:r>
-        <w:t xml:space="preserve">0/14,573 to 6/83. Still strongly absorbing, but</w:t>
-      </w:r>
-      <w:r>
-        <w:t xml:space="preserve"> </w:t>
-      </w:r>
-      <w:r>
-        <w:t xml:space="preserve">“near-absorbing”</w:t>
-      </w:r>
-      <w:r>
-        <w:t xml:space="preserve"> </w:t>
-      </w:r>
-      <w:r>
-        <w:t xml:space="preserve">was a Mistral</w:t>
-      </w:r>
-      <w:r>
-        <w:t xml:space="preserve"> </w:t>
-      </w:r>
-      <w:r>
-        <w:t xml:space="preserve">property.</w:t>
+        <w:t xml:space="preserve">What’s generator-dependent, and how.</w:t>
+      </w:r>
+      <w:r>
+        <w:t xml:space="preserve"> </w:t>
+      </w:r>
+      <w:r>
+        <w:t xml:space="preserve">Three quantities were stated as task</w:t>
+      </w:r>
+      <w:r>
+        <w:t xml:space="preserve"> </w:t>
+      </w:r>
+      <w:r>
+        <w:t xml:space="preserve">properties and are properties of the generator. With two models that was all</w:t>
+      </w:r>
+      <w:r>
+        <w:t xml:space="preserve"> </w:t>
+      </w:r>
+      <w:r>
+        <w:t xml:space="preserve">that could be said; with three they are visibly</w:t>
+      </w:r>
+      <w:r>
+        <w:t xml:space="preserve"> </w:t>
+      </w:r>
+      <w:r>
+        <w:rPr>
+          <w:b/>
+          <w:bCs/>
+        </w:rPr>
+        <w:t xml:space="preserve">monotone in accuracy</w:t>
+      </w:r>
+      <w:r>
+        <w:t xml:space="preserve"> </w:t>
+      </w:r>
+      <w:r>
+        <w:t xml:space="preserve">rather</w:t>
+      </w:r>
+      <w:r>
+        <w:t xml:space="preserve"> </w:t>
+      </w:r>
+      <w:r>
+        <w:t xml:space="preserve">than arbitrary.</w:t>
+      </w:r>
+    </w:p>
+    <w:tbl>
+      <w:tblPr>
+        <w:tblStyle w:val="Table"/>
+        <w:tblW w:type="auto" w:w="0"/>
+        <w:tblLook w:firstRow="1" w:lastRow="0" w:firstColumn="0" w:lastColumn="0" w:noHBand="0" w:noVBand="0" w:val="0020"/>
+      </w:tblPr>
+      <w:tblGrid>
+        <w:gridCol w:w="1980"/>
+        <w:gridCol w:w="1980"/>
+        <w:gridCol w:w="1980"/>
+        <w:gridCol w:w="1980"/>
+      </w:tblGrid>
+      <w:tr>
+        <w:trPr>
+          <w:tblHeader w:val="on"/>
+        </w:trPr>
+        <w:tc>
+          <w:tcPr/>
+          <w:p>
+            <w:pPr>
+              <w:pStyle w:val="Compact"/>
+            </w:pPr>
+          </w:p>
+        </w:tc>
+        <w:tc>
+          <w:tcPr/>
+          <w:p>
+            <w:pPr>
+              <w:pStyle w:val="Compact"/>
+            </w:pPr>
+            <w:r>
+              <w:t xml:space="preserve">Mistral (~45%)</w:t>
+            </w:r>
+          </w:p>
+        </w:tc>
+        <w:tc>
+          <w:tcPr/>
+          <w:p>
+            <w:pPr>
+              <w:pStyle w:val="Compact"/>
+            </w:pPr>
+            <w:r>
+              <w:t xml:space="preserve">Llama (68.4%)</w:t>
+            </w:r>
+          </w:p>
+        </w:tc>
+        <w:tc>
+          <w:tcPr/>
+          <w:p>
+            <w:pPr>
+              <w:pStyle w:val="Compact"/>
+            </w:pPr>
+            <w:r>
+              <w:t xml:space="preserve">Qwen (80%)</w:t>
+            </w:r>
+          </w:p>
+        </w:tc>
+      </w:tr>
+      <w:tr>
+        <w:tc>
+          <w:tcPr/>
+          <w:p>
+            <w:pPr>
+              <w:pStyle w:val="Compact"/>
+            </w:pPr>
+            <w:r>
+              <w:t xml:space="preserve">μ (solution-weighted)</w:t>
+            </w:r>
+          </w:p>
+        </w:tc>
+        <w:tc>
+          <w:tcPr/>
+          <w:p>
+            <w:pPr>
+              <w:pStyle w:val="Compact"/>
+            </w:pPr>
+            <w:r>
+              <w:t xml:space="preserve">0.3908</w:t>
+            </w:r>
+          </w:p>
+        </w:tc>
+        <w:tc>
+          <w:tcPr/>
+          <w:p>
+            <w:pPr>
+              <w:pStyle w:val="Compact"/>
+            </w:pPr>
+            <w:r>
+              <w:t xml:space="preserve">0.2428</w:t>
+            </w:r>
+          </w:p>
+        </w:tc>
+        <w:tc>
+          <w:tcPr/>
+          <w:p>
+            <w:pPr>
+              <w:pStyle w:val="Compact"/>
+            </w:pPr>
+            <w:r>
+              <w:t xml:space="preserve">0.1221</w:t>
+            </w:r>
+          </w:p>
+        </w:tc>
+      </w:tr>
+      <w:tr>
+        <w:tc>
+          <w:tcPr/>
+          <w:p>
+            <w:pPr>
+              <w:pStyle w:val="Compact"/>
+            </w:pPr>
+            <w:r>
+              <w:t xml:space="preserve">corruption persistence</w:t>
+            </w:r>
+          </w:p>
+        </w:tc>
+        <w:tc>
+          <w:tcPr/>
+          <w:p>
+            <w:pPr>
+              <w:pStyle w:val="Compact"/>
+            </w:pPr>
+            <w:r>
+              <w:t xml:space="preserve">95.9%</w:t>
+            </w:r>
+          </w:p>
+        </w:tc>
+        <w:tc>
+          <w:tcPr/>
+          <w:p>
+            <w:pPr>
+              <w:pStyle w:val="Compact"/>
+            </w:pPr>
+            <w:r>
+              <w:t xml:space="preserve">81.6%</w:t>
+            </w:r>
+          </w:p>
+        </w:tc>
+        <w:tc>
+          <w:tcPr/>
+          <w:p>
+            <w:pPr>
+              <w:pStyle w:val="Compact"/>
+            </w:pPr>
+            <w:r>
+              <w:t xml:space="preserve">66.4%</w:t>
+            </w:r>
+          </w:p>
+        </w:tc>
+      </w:tr>
+      <w:tr>
+        <w:tc>
+          <w:tcPr/>
+          <w:p>
+            <w:pPr>
+              <w:pStyle w:val="Compact"/>
+            </w:pPr>
+            <w:r>
+              <w:t xml:space="preserve">solutions recovered</w:t>
+            </w:r>
+          </w:p>
+        </w:tc>
+        <w:tc>
+          <w:tcPr/>
+          <w:p>
+            <w:pPr>
+              <w:pStyle w:val="Compact"/>
+            </w:pPr>
+            <w:r>
+              <w:t xml:space="preserve">0 / 14,573</w:t>
+            </w:r>
+          </w:p>
+        </w:tc>
+        <w:tc>
+          <w:tcPr/>
+          <w:p>
+            <w:pPr>
+              <w:pStyle w:val="Compact"/>
+            </w:pPr>
+            <w:r>
+              <w:t xml:space="preserve">12 / 141</w:t>
+            </w:r>
+          </w:p>
+        </w:tc>
+        <w:tc>
+          <w:tcPr/>
+          <w:p>
+            <w:pPr>
+              <w:pStyle w:val="Compact"/>
+            </w:pPr>
+            <w:r>
+              <w:t xml:space="preserve">6 / 83</w:t>
+            </w:r>
+          </w:p>
+        </w:tc>
+      </w:tr>
+      <w:tr>
+        <w:tc>
+          <w:tcPr/>
+          <w:p>
+            <w:pPr>
+              <w:pStyle w:val="Compact"/>
+            </w:pPr>
+            <w:r>
+              <w:t xml:space="preserve">corr(position, local error)</w:t>
+            </w:r>
+          </w:p>
+        </w:tc>
+        <w:tc>
+          <w:tcPr/>
+          <w:p>
+            <w:pPr>
+              <w:pStyle w:val="Compact"/>
+            </w:pPr>
+            <w:r>
+              <w:t xml:space="preserve">+0.950</w:t>
+            </w:r>
+          </w:p>
+        </w:tc>
+        <w:tc>
+          <w:tcPr/>
+          <w:p>
+            <w:pPr>
+              <w:pStyle w:val="Compact"/>
+            </w:pPr>
+            <w:r>
+              <w:t xml:space="preserve">+0.876</w:t>
+            </w:r>
+          </w:p>
+        </w:tc>
+        <w:tc>
+          <w:tcPr/>
+          <w:p>
+            <w:pPr>
+              <w:pStyle w:val="Compact"/>
+            </w:pPr>
+            <w:r>
+              <w:t xml:space="preserve">+0.26–0.36</w:t>
+            </w:r>
+          </w:p>
+        </w:tc>
+      </w:tr>
+    </w:tbl>
+    <w:p>
+      <w:pPr>
+        <w:pStyle w:val="BodyText"/>
+      </w:pPr>
+      <w:r>
+        <w:t xml:space="preserve">“Near-absorbing”</w:t>
+      </w:r>
+      <w:r>
+        <w:t xml:space="preserve"> </w:t>
+      </w:r>
+      <w:r>
+        <w:t xml:space="preserve">is therefore not a Mistral quirk — it’s what corruption looks</w:t>
+      </w:r>
+      <w:r>
+        <w:t xml:space="preserve"> </w:t>
+      </w:r>
+      <w:r>
+        <w:t xml:space="preserve">like in a weak generator, and it decays smoothly as the model improves. The</w:t>
+      </w:r>
+      <w:r>
+        <w:t xml:space="preserve"> </w:t>
+      </w:r>
+      <w:r>
+        <w:t xml:space="preserve">recovery</w:t>
+      </w:r>
+      <w:r>
+        <w:t xml:space="preserve"> </w:t>
+      </w:r>
+      <w:r>
+        <w:rPr>
+          <w:i/>
+          <w:iCs/>
+        </w:rPr>
+        <w:t xml:space="preserve">rate</w:t>
+      </w:r>
+      <w:r>
+        <w:t xml:space="preserve"> </w:t>
+      </w:r>
+      <w:r>
+        <w:t xml:space="preserve">is the one quantity that doesn’t order strictly (Llama’s 8.5%</w:t>
+      </w:r>
+      <w:r>
+        <w:t xml:space="preserve"> </w:t>
+      </w:r>
+      <w:r>
+        <w:t xml:space="preserve">sits just above Qwen’s 7.2%), but on 141 and 83 eligible solutions that gap is</w:t>
+      </w:r>
+      <w:r>
+        <w:t xml:space="preserve"> </w:t>
+      </w:r>
+      <w:r>
+        <w:t xml:space="preserve">inside sampling noise.</w:t>
       </w:r>
     </w:p>
     <w:bookmarkEnd w:id="32"/>
@@ -11721,7 +12168,13 @@
         <w:t xml:space="preserve">generator</w:t>
       </w:r>
       <w:r>
-        <w:t xml:space="preserve">: on Qwen (μ = 0.1221), α = 0.20</w:t>
+        <w:t xml:space="preserve">, and falls monotonically with</w:t>
+      </w:r>
+      <w:r>
+        <w:t xml:space="preserve"> </w:t>
+      </w:r>
+      <w:r>
+        <w:t xml:space="preserve">its accuracy — μ = 0.3908, 0.2428, 0.1221 across the three. On Qwen, α = 0.20</w:t>
       </w:r>
       <w:r>
         <w:t xml:space="preserve"> </w:t>
@@ -13334,7 +13787,13 @@
                 <w:b/>
                 <w:bCs/>
               </w:rPr>
-              <w:t xml:space="preserve">generator-specific</w:t>
+              <w:t xml:space="preserve">generator-specific, and monotone</w:t>
+            </w:r>
+            <w:r>
+              <w:t xml:space="preserve"> </w:t>
+            </w:r>
+            <w:r>
+              <w:t xml:space="preserve">— 95.9% / 81.6% / 66.4% across three models</w:t>
             </w:r>
           </w:p>
         </w:tc>
@@ -14067,41 +14526,49 @@
           <w:b/>
           <w:bCs/>
         </w:rPr>
-        <w:t xml:space="preserve">A third generator.</w:t>
-      </w:r>
-      <w:r>
-        <w:t xml:space="preserve"> </w:t>
-      </w:r>
-      <w:r>
-        <w:t xml:space="preserve">Would settle which per-generator quantities (μ,</w:t>
-      </w:r>
-      <w:r>
-        <w:t xml:space="preserve"> </w:t>
-      </w:r>
-      <w:r>
-        <w:t xml:space="preserve">absorption persistence, the position gradient) are monotone in model strength</w:t>
-      </w:r>
-      <w:r>
-        <w:t xml:space="preserve"> </w:t>
-      </w:r>
-      <w:r>
-        <w:t xml:space="preserve">and which are idiosyncratic.</w:t>
-      </w:r>
-      <w:r>
-        <w:t xml:space="preserve"> </w:t>
-      </w:r>
-      <w:r>
-        <w:rPr>
-          <w:b/>
-          <w:bCs/>
-        </w:rPr>
-        <w:t xml:space="preserve">This is currently running</w:t>
-      </w:r>
-      <w:r>
-        <w:t xml:space="preserve"> </w:t>
-      </w:r>
-      <w:r>
-        <w:t xml:space="preserve">— see 8.3.</w:t>
+        <w:t xml:space="preserve">A fourth generator, outside the 7–8B band.</w:t>
+      </w:r>
+      <w:r>
+        <w:t xml:space="preserve"> </w:t>
+      </w:r>
+      <w:r>
+        <w:t xml:space="preserve">Gap 4 used to read</w:t>
+      </w:r>
+      <w:r>
+        <w:t xml:space="preserve"> </w:t>
+      </w:r>
+      <w:r>
+        <w:t xml:space="preserve">“a third</w:t>
+      </w:r>
+      <w:r>
+        <w:t xml:space="preserve"> </w:t>
+      </w:r>
+      <w:r>
+        <w:t xml:space="preserve">generator”</w:t>
+      </w:r>
+      <w:r>
+        <w:t xml:space="preserve"> </w:t>
+      </w:r>
+      <w:r>
+        <w:t xml:space="preserve">and is now closed — see 8.3. All three measured models are 7–8B</w:t>
+      </w:r>
+      <w:r>
+        <w:t xml:space="preserve"> </w:t>
+      </w:r>
+      <w:r>
+        <w:t xml:space="preserve">instruction-tuned and evaluated on GSM8K, so the monotone relationship sits</w:t>
+      </w:r>
+      <w:r>
+        <w:t xml:space="preserve"> </w:t>
+      </w:r>
+      <w:r>
+        <w:t xml:space="preserve">in a narrow slice of the design space. Whether it continues to a 70B model,</w:t>
+      </w:r>
+      <w:r>
+        <w:t xml:space="preserve"> </w:t>
+      </w:r>
+      <w:r>
+        <w:t xml:space="preserve">or to a task that isn’t arithmetic, is untested.</w:t>
       </w:r>
     </w:p>
     <w:p>
@@ -14532,13 +14999,13 @@
       </w:r>
     </w:p>
     <w:bookmarkEnd w:id="46"/>
-    <w:bookmarkStart w:id="47" w:name="in-flight-right-now"/>
+    <w:bookmarkStart w:id="47" w:name="gap-4-closed"/>
     <w:p>
       <w:pPr>
         <w:pStyle w:val="Heading3"/>
       </w:pPr>
       <w:r>
-        <w:t xml:space="preserve">8.3 In flight right now</w:t>
+        <w:t xml:space="preserve">8.3 Gap 4, closed</w:t>
       </w:r>
     </w:p>
     <w:p>
@@ -14546,7 +15013,7 @@
         <w:pStyle w:val="FirstParagraph"/>
       </w:pPr>
       <w:r>
-        <w:t xml:space="preserve">A</w:t>
+        <w:t xml:space="preserve">The</w:t>
       </w:r>
       <w:r>
         <w:t xml:space="preserve"> </w:t>
@@ -14562,7 +15029,7 @@
         <w:t xml:space="preserve"> </w:t>
       </w:r>
       <w:r>
-        <w:t xml:space="preserve">generator-transfer run is executing on Kaggle</w:t>
+        <w:t xml:space="preserve">generator-transfer run completed on Kaggle</w:t>
       </w:r>
       <w:r>
         <w:t xml:space="preserve"> </w:t>
@@ -14580,13 +15047,13 @@
         <w:t xml:space="preserve">somnath26/car-llama-transfer</w:t>
       </w:r>
       <w:r>
-        <w:t xml:space="preserve">, T4 × 2). This is gap #4, and it was</w:t>
-      </w:r>
-      <w:r>
-        <w:t xml:space="preserve"> </w:t>
-      </w:r>
-      <w:r>
-        <w:t xml:space="preserve">blocked at draft time because the model is licence-gated — the Kaggle API</w:t>
+        <w:t xml:space="preserve">, T4 × 2, 6h11m, 5,752 rollouts). It had</w:t>
+      </w:r>
+      <w:r>
+        <w:t xml:space="preserve"> </w:t>
+      </w:r>
+      <w:r>
+        <w:t xml:space="preserve">been blocked at draft time because the model is licence-gated — the Kaggle API</w:t>
       </w:r>
       <w:r>
         <w:t xml:space="preserve"> </w:t>
@@ -14614,7 +15081,19 @@
         <w:t xml:space="preserve"> </w:t>
       </w:r>
       <w:r>
-        <w:t xml:space="preserve">the model, ending two sessions at setup.</w:t>
+        <w:t xml:space="preserve">the model, ending two sessions at setup. Once the licence was accepted the</w:t>
+      </w:r>
+      <w:r>
+        <w:t xml:space="preserve"> </w:t>
+      </w:r>
+      <w:r>
+        <w:t xml:space="preserve">harness ran unmodified, and the written corpus round-trips 500/500 through the</w:t>
+      </w:r>
+      <w:r>
+        <w:t xml:space="preserve"> </w:t>
+      </w:r>
+      <w:r>
+        <w:t xml:space="preserve">Math-Shepherd parser.</w:t>
       </w:r>
     </w:p>
     <w:p>
@@ -14622,29 +15101,47 @@
         <w:pStyle w:val="BodyText"/>
       </w:pPr>
       <w:r>
-        <w:t xml:space="preserve">Status as of this report: generation is finished at a</w:t>
-      </w:r>
-      <w:r>
-        <w:t xml:space="preserve"> </w:t>
-      </w:r>
-      <w:r>
-        <w:rPr>
-          <w:b/>
-          <w:bCs/>
-        </w:rPr>
-        <w:t xml:space="preserve">68.4% solve rate</w:t>
-      </w:r>
-      <w:r>
-        <w:t xml:space="preserve"> </w:t>
-      </w:r>
-      <w:r>
-        <w:t xml:space="preserve">(inside the 0.55–0.95 band, so the prompt is being followed), and 5,752 global</w:t>
-      </w:r>
-      <w:r>
-        <w:t xml:space="preserve"> </w:t>
-      </w:r>
-      <w:r>
-        <w:t xml:space="preserve">rollouts are in progress.</w:t>
+        <w:rPr>
+          <w:b/>
+          <w:bCs/>
+        </w:rPr>
+        <w:t xml:space="preserve">It settles gap 4 in the direction that helps.</w:t>
+      </w:r>
+      <w:r>
+        <w:t xml:space="preserve"> </w:t>
+      </w:r>
+      <w:r>
+        <w:t xml:space="preserve">C1, μ, corruption persistence</w:t>
+      </w:r>
+      <w:r>
+        <w:t xml:space="preserve"> </w:t>
+      </w:r>
+      <w:r>
+        <w:t xml:space="preserve">and the position gradient are all monotone in generator accuracy — see the</w:t>
+      </w:r>
+      <w:r>
+        <w:t xml:space="preserve"> </w:t>
+      </w:r>
+      <w:r>
+        <w:t xml:space="preserve">tables in 5.1.</w:t>
+      </w:r>
+      <w:r>
+        <w:t xml:space="preserve"> </w:t>
+      </w:r>
+      <w:r>
+        <w:t xml:space="preserve">“Near-absorbing”</w:t>
+      </w:r>
+      <w:r>
+        <w:t xml:space="preserve"> </w:t>
+      </w:r>
+      <w:r>
+        <w:t xml:space="preserve">is a property of weak generators that decays</w:t>
+      </w:r>
+      <w:r>
+        <w:t xml:space="preserve"> </w:t>
+      </w:r>
+      <w:r>
+        <w:t xml:space="preserve">smoothly, not an idiosyncrasy of Mistral.</w:t>
       </w:r>
     </w:p>
     <w:p>
@@ -14652,7 +15149,7 @@
         <w:pStyle w:val="BodyText"/>
       </w:pPr>
       <w:r>
-        <w:t xml:space="preserve">One gate failed, and it’s informative rather than fatal.</w:t>
+        <w:t xml:space="preserve">One gate failed, and it proved informative rather than fatal.</w:t>
       </w:r>
       <w:r>
         <w:t xml:space="preserve"> </w:t>
@@ -14703,31 +15200,7 @@
         <w:t xml:space="preserve"> </w:t>
       </w:r>
       <w:r>
-        <w:t xml:space="preserve">about a third of its steps. That’s the same gate that caught Qwen writing</w:t>
-      </w:r>
-      <w:r>
-        <w:t xml:space="preserve"> </w:t>
-      </w:r>
-      <w:r>
-        <w:t xml:space="preserve">LaTeX. It affects only the arithmetic-checking half of Chapter 4, because μ and</w:t>
-      </w:r>
-      <w:r>
-        <w:t xml:space="preserve"> </w:t>
-      </w:r>
-      <w:r>
-        <w:t xml:space="preserve">persistence come from the rollouts, which never parse step text. So the</w:t>
-      </w:r>
-      <w:r>
-        <w:t xml:space="preserve"> </w:t>
-      </w:r>
-      <w:r>
-        <w:t xml:space="preserve">quantities the run was launched for will land cleanly. C1 for Llama will need</w:t>
-      </w:r>
-      <w:r>
-        <w:t xml:space="preserve"> </w:t>
-      </w:r>
-      <w:r>
-        <w:t xml:space="preserve">the</w:t>
+        <w:t xml:space="preserve">about a third of its steps, the same gate that caught Qwen writing LaTeX. The</w:t>
       </w:r>
       <w:r>
         <w:t xml:space="preserve"> </w:t>
@@ -14742,13 +15215,150 @@
         <w:t xml:space="preserve"> </w:t>
       </w:r>
       <w:r>
-        <w:t xml:space="preserve">path, and how much that recovers is a measurement still to</w:t>
-      </w:r>
-      <w:r>
-        <w:t xml:space="preserve"> </w:t>
-      </w:r>
-      <w:r>
-        <w:t xml:space="preserve">be made.</w:t>
+        <w:t xml:space="preserve">fallback lifts checkability from 30.9% to</w:t>
+      </w:r>
+      <w:r>
+        <w:t xml:space="preserve"> </w:t>
+      </w:r>
+      <w:r>
+        <w:rPr>
+          <w:b/>
+          <w:bCs/>
+        </w:rPr>
+        <w:t xml:space="preserve">64.3%</w:t>
+      </w:r>
+      <w:r>
+        <w:t xml:space="preserve">, which is</w:t>
+      </w:r>
+      <w:r>
+        <w:t xml:space="preserve"> </w:t>
+      </w:r>
+      <w:r>
+        <w:t xml:space="preserve">why C1 rests on n = 309 — more than double Qwen’s 125, despite Llama being the</w:t>
+      </w:r>
+      <w:r>
+        <w:t xml:space="preserve"> </w:t>
+      </w:r>
+      <w:r>
+        <w:t xml:space="preserve">corpus that failed the gate.</w:t>
+      </w:r>
+    </w:p>
+    <w:p>
+      <w:pPr>
+        <w:pStyle w:val="BodyText"/>
+      </w:pPr>
+      <w:r>
+        <w:t xml:space="preserve">Two errors were caught while folding this in, both of the kind this project</w:t>
+      </w:r>
+      <w:r>
+        <w:t xml:space="preserve"> </w:t>
+      </w:r>
+      <w:r>
+        <w:t xml:space="preserve">keeps producing.</w:t>
+      </w:r>
+      <w:r>
+        <w:t xml:space="preserve"> </w:t>
+      </w:r>
+      <w:r>
+        <w:rPr>
+          <w:b/>
+          <w:bCs/>
+        </w:rPr>
+        <w:t xml:space="preserve">μ is solution-weighted, not step-weighted</w:t>
+      </w:r>
+      <w:r>
+        <w:t xml:space="preserve">: the harness</w:t>
+      </w:r>
+      <w:r>
+        <w:t xml:space="preserve"> </w:t>
+      </w:r>
+      <w:r>
+        <w:t xml:space="preserve">prints 0.2714, but the figure comparable to Mistral’s and Qwen’s is</w:t>
+      </w:r>
+      <w:r>
+        <w:t xml:space="preserve"> </w:t>
+      </w:r>
+      <w:r>
+        <w:rPr>
+          <w:b/>
+          <w:bCs/>
+        </w:rPr>
+        <w:t xml:space="preserve">0.2428</w:t>
+      </w:r>
+      <w:r>
+        <w:t xml:space="preserve">,</w:t>
+      </w:r>
+      <w:r>
+        <w:t xml:space="preserve"> </w:t>
+      </w:r>
+      <w:r>
+        <w:t xml:space="preserve">and only that one reproduces the Kotte floors. And</w:t>
+      </w:r>
+      <w:r>
+        <w:t xml:space="preserve"> </w:t>
+      </w:r>
+      <w:r>
+        <w:rPr>
+          <w:b/>
+          <w:bCs/>
+        </w:rPr>
+        <w:t xml:space="preserve">checkability has two</w:t>
+      </w:r>
+      <w:r>
+        <w:rPr>
+          <w:b/>
+          <w:bCs/>
+        </w:rPr>
+        <w:t xml:space="preserve"> </w:t>
+      </w:r>
+      <w:r>
+        <w:rPr>
+          <w:b/>
+          <w:bCs/>
+        </w:rPr>
+        <w:t xml:space="preserve">definitions in the codebase</w:t>
+      </w:r>
+      <w:r>
+        <w:t xml:space="preserve"> </w:t>
+      </w:r>
+      <w:r>
+        <w:t xml:space="preserve">—</w:t>
+      </w:r>
+      <w:r>
+        <w:t xml:space="preserve"> </w:t>
+      </w:r>
+      <w:r>
+        <w:rPr>
+          <w:rStyle w:val="VerbatimChar"/>
+        </w:rPr>
+        <w:t xml:space="preserve">notation_breakdown</w:t>
+      </w:r>
+      <w:r>
+        <w:t xml:space="preserve"> </w:t>
+      </w:r>
+      <w:r>
+        <w:t xml:space="preserve">gives Qwen 40.8% where</w:t>
+      </w:r>
+      <w:r>
+        <w:t xml:space="preserve"> </w:t>
+      </w:r>
+      <w:r>
+        <w:rPr>
+          <w:rStyle w:val="VerbatimChar"/>
+        </w:rPr>
+        <w:t xml:space="preserve">local_validity</w:t>
+      </w:r>
+      <w:r>
+        <w:t xml:space="preserve"> </w:t>
+      </w:r>
+      <w:r>
+        <w:t xml:space="preserve">gives the 40.7% the thesis quotes. Three figures were written</w:t>
+      </w:r>
+      <w:r>
+        <w:t xml:space="preserve"> </w:t>
+      </w:r>
+      <w:r>
+        <w:t xml:space="preserve">with the wrong one before it was caught.</w:t>
       </w:r>
     </w:p>
     <w:bookmarkEnd w:id="47"/>

--- a/docs/PROJECT-REPORT.docx
+++ b/docs/PROJECT-REPORT.docx
@@ -450,7 +450,7 @@
         <w:t xml:space="preserve"> </w:t>
       </w:r>
       <w:r>
-        <w:t xml:space="preserve">experiment and utility scripts, 342 tests, 15 figures, 21 bibliography entries.</w:t>
+        <w:t xml:space="preserve">experiment and utility scripts, 349 tests, 15 figures, 21 bibliography entries.</w:t>
       </w:r>
       <w:r>
         <w:t xml:space="preserve"> </w:t>
@@ -13185,7 +13185,7 @@
           <w:b/>
           <w:bCs/>
         </w:rPr>
-        <w:t xml:space="preserve">342 tests</w:t>
+        <w:t xml:space="preserve">349 tests</w:t>
       </w:r>
       <w:r>
         <w:t xml:space="preserve">, no GPU and no network required.</w:t>

--- a/docs/PROJECT-REPORT.docx
+++ b/docs/PROJECT-REPORT.docx
@@ -450,7 +450,7 @@
         <w:t xml:space="preserve"> </w:t>
       </w:r>
       <w:r>
-        <w:t xml:space="preserve">experiment and utility scripts, 349 tests, 15 figures, 21 bibliography entries.</w:t>
+        <w:t xml:space="preserve">experiment and utility scripts, 356 tests, 15 figures, 21 bibliography entries.</w:t>
       </w:r>
       <w:r>
         <w:t xml:space="preserve"> </w:t>
@@ -13185,7 +13185,7 @@
           <w:b/>
           <w:bCs/>
         </w:rPr>
-        <w:t xml:space="preserve">349 tests</w:t>
+        <w:t xml:space="preserve">356 tests</w:t>
       </w:r>
       <w:r>
         <w:t xml:space="preserve">, no GPU and no network required.</w:t>

--- a/docs/PROJECT-REPORT.docx
+++ b/docs/PROJECT-REPORT.docx
@@ -2368,7 +2368,7 @@
         <w:t xml:space="preserve"> </w:t>
       </w:r>
       <w:r>
-        <w:t xml:space="preserve">about back-loading — the direction that makes Chapter 6’s</w:t>
+        <w:t xml:space="preserve">about back-loading — the direction that makes Chapter 7’s</w:t>
       </w:r>
       <w:r>
         <w:t xml:space="preserve"> </w:t>
@@ -3350,7 +3350,7 @@
         <w:t xml:space="preserve"> </w:t>
       </w:r>
       <w:r>
-        <w:t xml:space="preserve">of Chapter 8’s critique — its decompositions are too shallow to exhibit</w:t>
+        <w:t xml:space="preserve">of Chapter 9’s critique — its decompositions are too shallow to exhibit</w:t>
       </w:r>
       <w:r>
         <w:t xml:space="preserve"> </w:t>
@@ -3827,7 +3827,7 @@
         <w:t xml:space="preserve"> </w:t>
       </w:r>
       <w:r>
-        <w:t xml:space="preserve">to clear, the signal class §7.6 tests directly, and the source of a prediction</w:t>
+        <w:t xml:space="preserve">to clear, the signal class §8.6 tests directly, and the source of a prediction</w:t>
       </w:r>
       <w:r>
         <w:t xml:space="preserve"> </w:t>
@@ -3919,7 +3919,7 @@
         <w:t xml:space="preserve"> </w:t>
       </w:r>
       <w:r>
-        <w:t xml:space="preserve">Chapter 7 measures the sampling-based half and finds it near chance,</w:t>
+        <w:t xml:space="preserve">Chapter 8 measures the sampling-based half and finds it near chance,</w:t>
       </w:r>
       <w:r>
         <w:t xml:space="preserve"> </w:t>
@@ -3931,7 +3931,7 @@
         <w:t xml:space="preserve"> </w:t>
       </w:r>
       <w:r>
-        <w:t xml:space="preserve">alternative signal is untouched by this thesis’s negative result, and Chapter 9</w:t>
+        <w:t xml:space="preserve">alternative signal is untouched by this thesis’s negative result, and Chapter 10</w:t>
       </w:r>
       <w:r>
         <w:t xml:space="preserve"> </w:t>
@@ -4045,7 +4045,7 @@
         <w:t xml:space="preserve"> </w:t>
       </w:r>
       <w:r>
-        <w:t xml:space="preserve">§7.2 implements and tests at</w:t>
+        <w:t xml:space="preserve">§8.2 implements and tests at</w:t>
       </w:r>
       <w:r>
         <w:t xml:space="preserve"> </w:t>
@@ -4139,7 +4139,7 @@
         <w:t xml:space="preserve"> </w:t>
       </w:r>
       <w:r>
-        <w:t xml:space="preserve">negative control for Chapter 5, and confirmed there at step level with a</w:t>
+        <w:t xml:space="preserve">negative control for Chapter 6, and confirmed there at step level with a</w:t>
       </w:r>
       <w:r>
         <w:t xml:space="preserve"> </w:t>
@@ -4369,13 +4369,13 @@
         <w:t xml:space="preserve"> </w:t>
       </w:r>
       <w:r>
-        <w:t xml:space="preserve">Sherlock’s second mechanism occupies the same ground as Chapter 5, and this</w:t>
-      </w:r>
-      <w:r>
-        <w:t xml:space="preserve"> </w:t>
-      </w:r>
-      <w:r>
-        <w:t xml:space="preserve">thesis doesn’t claim that observation as new. What Chapter 5 adds is the</w:t>
+        <w:t xml:space="preserve">Sherlock’s second mechanism occupies the same ground as Chapter 6, and this</w:t>
+      </w:r>
+      <w:r>
+        <w:t xml:space="preserve"> </w:t>
+      </w:r>
+      <w:r>
+        <w:t xml:space="preserve">thesis doesn’t claim that observation as new. What Chapter 6 adds is the</w:t>
       </w:r>
       <w:r>
         <w:t xml:space="preserve"> </w:t>
@@ -4632,7 +4632,7 @@
         <w:t xml:space="preserve"> </w:t>
       </w:r>
       <w:r>
-        <w:t xml:space="preserve">context, which is what every verifier in Chapter 5 does. So the correct reading</w:t>
+        <w:t xml:space="preserve">context, which is what every verifier in Chapter 6 does. So the correct reading</w:t>
       </w:r>
       <w:r>
         <w:t xml:space="preserve"> </w:t>
@@ -4662,7 +4662,7 @@
         <w:t xml:space="preserve"> </w:t>
       </w:r>
       <w:r>
-        <w:t xml:space="preserve">own synthetic ClaimTrees corpus while Chapter 5’s 0.9033 is a detection rate on</w:t>
+        <w:t xml:space="preserve">own synthetic ClaimTrees corpus while Chapter 6’s 0.9033 is a detection rate on</w:t>
       </w:r>
       <w:r>
         <w:t xml:space="preserve"> </w:t>
@@ -4931,13 +4931,13 @@
         <w:t xml:space="preserve"> </w:t>
       </w:r>
       <w:r>
-        <w:t xml:space="preserve">is the second generator (Chapter 4, measured at 80.0% GSM8K) and the</w:t>
-      </w:r>
-      <w:r>
-        <w:t xml:space="preserve"> </w:t>
-      </w:r>
-      <w:r>
-        <w:t xml:space="preserve">independent judge (Chapter 5).</w:t>
+        <w:t xml:space="preserve">is the second generator (Chapter 5, measured at 80.0% GSM8K) and the</w:t>
+      </w:r>
+      <w:r>
+        <w:t xml:space="preserve"> </w:t>
+      </w:r>
+      <w:r>
+        <w:t xml:space="preserve">independent judge (Chapter 6).</w:t>
       </w:r>
     </w:p>
     <w:p>
@@ -5241,13 +5241,13 @@
         <w:t xml:space="preserve">5. What the project found</w:t>
       </w:r>
     </w:p>
-    <w:bookmarkStart w:id="32" w:name="X73fba77fef3b9df89199ba78370ba4d81e0cd4a"/>
+    <w:bookmarkStart w:id="32" w:name="X9e3c7e05422c0cfee8e7f4f3582ffe7dd8d865f"/>
     <w:p>
       <w:pPr>
         <w:pStyle w:val="Heading3"/>
       </w:pPr>
       <w:r>
-        <w:t xml:space="preserve">5.1 The gap is large, and it widens as models improve (Chapter 4)</w:t>
+        <w:t xml:space="preserve">5.1 The gap is large, and it widens as models improve (Chapter 5)</w:t>
       </w:r>
     </w:p>
     <w:p>
@@ -6689,13 +6689,13 @@
       </w:r>
     </w:p>
     <w:bookmarkEnd w:id="32"/>
-    <w:bookmarkStart w:id="33" w:name="Xe9e26d940082b11cc838f8424b105fe71366509"/>
+    <w:bookmarkStart w:id="33" w:name="X8b0b9a0a5943e628de1a506a823cfc2e7edd8bf"/>
     <w:p>
       <w:pPr>
         <w:pStyle w:val="Heading3"/>
       </w:pPr>
       <w:r>
-        <w:t xml:space="preserve">5.2 Reach is semantic, not structural (Chapter 5)</w:t>
+        <w:t xml:space="preserve">5.2 Reach is semantic, not structural (Chapter 6)</w:t>
       </w:r>
     </w:p>
     <w:p>
@@ -7427,11 +7427,11 @@
         <w:t xml:space="preserve"> </w:t>
       </w:r>
       <w:r>
-        <w:t xml:space="preserve">— and Chapter 7 is where that becomes clear.</w:t>
+        <w:t xml:space="preserve">— and Chapter 8 is where that becomes clear.</w:t>
       </w:r>
     </w:p>
     <w:bookmarkEnd w:id="33"/>
-    <w:bookmarkStart w:id="34" w:name="verify-early-is-false-chapter-6"/>
+    <w:bookmarkStart w:id="34" w:name="verify-early-is-false-chapter-7"/>
     <w:p>
       <w:pPr>
         <w:pStyle w:val="Heading3"/>
@@ -7449,7 +7449,7 @@
         <w:t xml:space="preserve"> </w:t>
       </w:r>
       <w:r>
-        <w:t xml:space="preserve">is false (Chapter 6)</w:t>
+        <w:t xml:space="preserve">is false (Chapter 7)</w:t>
       </w:r>
     </w:p>
     <w:p>
@@ -8598,13 +8598,13 @@
       </w:r>
     </w:p>
     <w:bookmarkEnd w:id="34"/>
-    <w:bookmarkStart w:id="35" w:name="Xc5128ab61cdd220ab82584802cfce5c82fe4b16"/>
+    <w:bookmarkStart w:id="35" w:name="Xad0c50ef3b299b47b199123532acbdad16d4417"/>
     <w:p>
       <w:pPr>
         <w:pStyle w:val="Heading3"/>
       </w:pPr>
       <w:r>
-        <w:t xml:space="preserve">5.4 The assembled gate fails, at three points (Chapter 7)</w:t>
+        <w:t xml:space="preserve">5.4 The assembled gate fails, at three points (Chapter 8)</w:t>
       </w:r>
     </w:p>
     <w:p>
@@ -10414,7 +10414,7 @@
         <w:pStyle w:val="FirstParagraph"/>
       </w:pPr>
       <w:r>
-        <w:t xml:space="preserve">That’s a correction to how Chapter 5’s headline should be stated, and the</w:t>
+        <w:t xml:space="preserve">That’s a correction to how Chapter 6’s headline should be stated, and the</w:t>
       </w:r>
       <w:r>
         <w:t xml:space="preserve"> </w:t>
@@ -10482,13 +10482,13 @@
       </w:r>
     </w:p>
     <w:bookmarkEnd w:id="35"/>
-    <w:bookmarkStart w:id="36" w:name="Xd7b1987f45f18bb6f999ef13ddbcad25cc3a5a7"/>
+    <w:bookmarkStart w:id="36" w:name="Xece989cd82e6aae3a5a9644042571bb3bdaa6a1"/>
     <w:p>
       <w:pPr>
         <w:pStyle w:val="Heading3"/>
       </w:pPr>
       <w:r>
-        <w:t xml:space="preserve">5.5 A better signal exists, and it isn’t enough (§7.6)</w:t>
+        <w:t xml:space="preserve">5.5 A better signal exists, and it isn’t enough (§8.6)</w:t>
       </w:r>
     </w:p>
     <w:p>
@@ -10535,7 +10535,7 @@
         <w:t xml:space="preserve"> </w:t>
       </w:r>
       <w:r>
-        <w:t xml:space="preserve">§7.2 result is about</w:t>
+        <w:t xml:space="preserve">§8.2 result is about</w:t>
       </w:r>
       <w:r>
         <w:t xml:space="preserve"> </w:t>
@@ -10624,7 +10624,7 @@
         <w:t xml:space="preserve"> </w:t>
       </w:r>
       <w:r>
-        <w:t xml:space="preserve">Chapter 5 PRM.</w:t>
+        <w:t xml:space="preserve">Chapter 6 PRM.</w:t>
       </w:r>
       <w:r>
         <w:t xml:space="preserve"> </w:t>
@@ -10776,7 +10776,7 @@
         <w:t xml:space="preserve"> </w:t>
       </w:r>
       <w:r>
-        <w:t xml:space="preserve">§7.4 showed the projection only</w:t>
+        <w:t xml:space="preserve">§8.4 showed the projection only</w:t>
       </w:r>
       <w:r>
         <w:t xml:space="preserve"> </w:t>
@@ -11209,13 +11209,13 @@
       </w:r>
     </w:p>
     <w:bookmarkEnd w:id="36"/>
-    <w:bookmarkStart w:id="37" w:name="how-good-does-the-score-need-to-be-7.4"/>
+    <w:bookmarkStart w:id="37" w:name="how-good-does-the-score-need-to-be-8.4"/>
     <w:p>
       <w:pPr>
         <w:pStyle w:val="Heading3"/>
       </w:pPr>
       <w:r>
-        <w:t xml:space="preserve">5.6 How good does the score need to be? (§7.4)</w:t>
+        <w:t xml:space="preserve">5.6 How good does the score need to be? (§8.4)</w:t>
       </w:r>
     </w:p>
     <w:p>
@@ -12074,13 +12074,13 @@
       </w:r>
     </w:p>
     <w:bookmarkEnd w:id="37"/>
-    <w:bookmarkStart w:id="38" w:name="Xad1f8b224f364935e9817cb51121af3829fe042"/>
+    <w:bookmarkStart w:id="38" w:name="Xd1c5104aa40e47e86af7f65ae0a1ed59a43991a"/>
     <w:p>
       <w:pPr>
         <w:pStyle w:val="Heading3"/>
       </w:pPr>
       <w:r>
-        <w:t xml:space="preserve">5.7 Feasibility and the benchmark critique (Chapter 8)</w:t>
+        <w:t xml:space="preserve">5.7 Feasibility and the benchmark critique (Chapter 9)</w:t>
       </w:r>
     </w:p>
     <w:p>
@@ -12599,7 +12599,7 @@
           <w:b/>
           <w:bCs/>
         </w:rPr>
-        <w:t xml:space="preserve">Three tokenizer faults in Chapter 5</w:t>
+        <w:t xml:space="preserve">Three tokenizer faults in Chapter 6</w:t>
       </w:r>
       <w:r>
         <w:t xml:space="preserve"> </w:t>
@@ -12823,7 +12823,7 @@
         <w:t xml:space="preserve"> </w:t>
       </w:r>
       <w:r>
-        <w:t xml:space="preserve">repeated it. And §4.3 once copied a denominator from the wrong table.</w:t>
+        <w:t xml:space="preserve">repeated it. And §5.3 once copied a denominator from the wrong table.</w:t>
       </w:r>
     </w:p>
     <w:p>
@@ -13030,7 +13030,7 @@
               <w:pStyle w:val="Compact"/>
             </w:pPr>
             <w:r>
-              <w:t xml:space="preserve">figures 7.1–7.3 computed at render time</w:t>
+              <w:t xml:space="preserve">figures 8.1–7.3 computed at render time</w:t>
             </w:r>
           </w:p>
         </w:tc>
@@ -13270,7 +13270,7 @@
         <w:pStyle w:val="BodyText"/>
       </w:pPr>
       <w:r>
-        <w:t xml:space="preserve">This matters most in Chapter 7: final-answer accuracy under gating</w:t>
+        <w:t xml:space="preserve">This matters most in Chapter 8: final-answer accuracy under gating</w:t>
       </w:r>
       <w:r>
         <w:t xml:space="preserve"> </w:t>
@@ -13772,7 +13772,7 @@
               <w:pStyle w:val="Compact"/>
             </w:pPr>
             <w:r>
-              <w:t xml:space="preserve">this thesis, ch. 4</w:t>
+              <w:t xml:space="preserve">this thesis, ch. 5</w:t>
             </w:r>
           </w:p>
         </w:tc>
@@ -13826,7 +13826,7 @@
               <w:pStyle w:val="Compact"/>
             </w:pPr>
             <w:r>
-              <w:t xml:space="preserve">this thesis, ch. 5</w:t>
+              <w:t xml:space="preserve">this thesis, ch. 6</w:t>
             </w:r>
           </w:p>
         </w:tc>
@@ -13920,7 +13920,7 @@
               <w:pStyle w:val="Compact"/>
             </w:pPr>
             <w:r>
-              <w:t xml:space="preserve">ch. 7 first draft</w:t>
+              <w:t xml:space="preserve">ch. 8 first draft</w:t>
             </w:r>
           </w:p>
         </w:tc>
@@ -13965,7 +13965,7 @@
               <w:pStyle w:val="Compact"/>
             </w:pPr>
             <w:r>
-              <w:t xml:space="preserve">implied by ch. 7 first draft</w:t>
+              <w:t xml:space="preserve">implied by ch. 8 first draft</w:t>
             </w:r>
           </w:p>
         </w:tc>
@@ -14010,7 +14010,7 @@
               <w:pStyle w:val="Compact"/>
             </w:pPr>
             <w:r>
-              <w:t xml:space="preserve">ch. 9 prediction</w:t>
+              <w:t xml:space="preserve">ch. 10 prediction</w:t>
             </w:r>
           </w:p>
         </w:tc>
@@ -14055,7 +14055,7 @@
               <w:pStyle w:val="Compact"/>
             </w:pPr>
             <w:r>
-              <w:t xml:space="preserve">ch. 7.6</w:t>
+              <w:t xml:space="preserve">ch. 8.6</w:t>
             </w:r>
           </w:p>
         </w:tc>
@@ -14100,7 +14100,7 @@
               <w:pStyle w:val="Compact"/>
             </w:pPr>
             <w:r>
-              <w:t xml:space="preserve">ch. 7.6, ch. 9</w:t>
+              <w:t xml:space="preserve">ch. 8.6, ch. 10</w:t>
             </w:r>
           </w:p>
         </w:tc>
@@ -14151,7 +14151,7 @@
               <w:pStyle w:val="Compact"/>
             </w:pPr>
             <w:r>
-              <w:t xml:space="preserve">ch. 7 earlier draft</w:t>
+              <w:t xml:space="preserve">ch. 8 earlier draft</w:t>
             </w:r>
           </w:p>
         </w:tc>
@@ -14241,7 +14241,7 @@
               <w:pStyle w:val="Compact"/>
             </w:pPr>
             <w:r>
-              <w:t xml:space="preserve">the obvious objection to §7.2</w:t>
+              <w:t xml:space="preserve">the obvious objection to §8.2</w:t>
             </w:r>
           </w:p>
         </w:tc>
@@ -14448,7 +14448,7 @@
         <w:t xml:space="preserve"> </w:t>
       </w:r>
       <w:r>
-        <w:t xml:space="preserve">§7.6 trains a score against the right target</w:t>
+        <w:t xml:space="preserve">§8.6 trains a score against the right target</w:t>
       </w:r>
       <w:r>
         <w:t xml:space="preserve"> </w:t>
@@ -14651,7 +14651,7 @@
         <w:t xml:space="preserve"> </w:t>
       </w:r>
       <w:r>
-        <w:t xml:space="preserve">promising question this thesis can hand on. It also reframes Chapter 6:</w:t>
+        <w:t xml:space="preserve">promising question this thesis can hand on. It also reframes Chapter 7:</w:t>
       </w:r>
       <w:r>
         <w:t xml:space="preserve"> </w:t>
@@ -15490,7 +15490,7 @@
         <w:t xml:space="preserve"> </w:t>
       </w:r>
       <w:r>
-        <w:t xml:space="preserve">publishable, wrong results. The three tokenizer faults in Chapter 5 are the</w:t>
+        <w:t xml:space="preserve">publishable, wrong results. The three tokenizer faults in Chapter 6 are the</w:t>
       </w:r>
       <w:r>
         <w:t xml:space="preserve"> </w:t>
@@ -15612,7 +15612,7 @@
         <w:t xml:space="preserve"> </w:t>
       </w:r>
       <w:r>
-        <w:t xml:space="preserve">corpus is small: 182 test questions, 925 test steps, 108 first-bad steps. §7.6’s</w:t>
+        <w:t xml:space="preserve">corpus is small: 182 test questions, 925 test steps, 108 first-bad steps. §8.6’s</w:t>
       </w:r>
       <w:r>
         <w:t xml:space="preserve"> </w:t>

--- a/docs/PROJECT-REPORT.docx
+++ b/docs/PROJECT-REPORT.docx
@@ -450,7 +450,7 @@
         <w:t xml:space="preserve"> </w:t>
       </w:r>
       <w:r>
-        <w:t xml:space="preserve">experiment and utility scripts, 356 tests, 15 figures, 21 bibliography entries.</w:t>
+        <w:t xml:space="preserve">experiment and utility scripts, 360 tests, 15 figures, 21 bibliography entries.</w:t>
       </w:r>
       <w:r>
         <w:t xml:space="preserve"> </w:t>
@@ -13185,7 +13185,7 @@
           <w:b/>
           <w:bCs/>
         </w:rPr>
-        <w:t xml:space="preserve">356 tests</w:t>
+        <w:t xml:space="preserve">360 tests</w:t>
       </w:r>
       <w:r>
         <w:t xml:space="preserve">, no GPU and no network required.</w:t>
